--- a/data/revised_2026-10_full/tracked/v2/Physics/SS1.2_Mechanical_Properties_of_Materials/Physics_Mechanical_Properties_of_Materials_FinalExplanation_TeacherKey_TRACKED.docx
+++ b/data/revised_2026-10_full/tracked/v2/Physics/SS1.2_Mechanical_Properties_of_Materials/Physics_Mechanical_Properties_of_Materials_FinalExplanation_TeacherKey_TRACKED.docx
@@ -232,7 +232,7 @@
               </w:rPr>
               <w:t xml:space="preserve">Imagine you are </w:t>
             </w:r>
-            <w:del w:id="9001" w:author="Claude (AI) - proposed" w:date="2026-10-15T08:04:12Z">
+            <w:del w:id="9001" w:author="Claude (AI) - proposed" w:date="2026-10-18T00:31:57Z">
               <w:r>
                 <w:rPr>
                   <w:rFonts w:ascii="Arial" w:cs="Arial" w:eastAsia="Arial" w:hAnsi="Arial"/>
@@ -247,7 +247,7 @@
                 <w:delText xml:space="preserve">advising</w:delText>
               </w:r>
             </w:del>
-            <w:ins w:id="9002" w:author="Claude (AI) - proposed" w:date="2026-10-15T08:04:12Z">
+            <w:ins w:id="9002" w:author="Claude (AI) - proposed" w:date="2026-10-18T00:31:57Z">
               <w:r>
                 <w:rPr>
                   <w:rFonts w:ascii="Arial" w:cs="Arial" w:eastAsia="Arial" w:hAnsi="Arial"/>
@@ -275,7 +275,7 @@
               </w:rPr>
               <w:t xml:space="preserve"> the farmer in Kericho </w:t>
             </w:r>
-            <w:del w:id="9003" w:author="Claude (AI) - proposed" w:date="2026-10-15T08:04:12Z">
+            <w:del w:id="9003" w:author="Claude (AI) - proposed" w:date="2026-10-18T00:31:57Z">
               <w:r>
                 <w:rPr>
                   <w:rFonts w:ascii="Arial" w:cs="Arial" w:eastAsia="Arial" w:hAnsi="Arial"/>
@@ -290,7 +290,7 @@
                 <w:delText xml:space="preserve">whose sisal footbridge ropes</w:delText>
               </w:r>
             </w:del>
-            <w:ins w:id="9004" w:author="Claude (AI) - proposed" w:date="2026-10-15T08:04:12Z">
+            <w:ins w:id="9004" w:author="Claude (AI) - proposed" w:date="2026-10-18T00:31:57Z">
               <w:r>
                 <w:rPr>
                   <w:rFonts w:ascii="Arial" w:cs="Arial" w:eastAsia="Arial" w:hAnsi="Arial"/>
@@ -318,7 +318,7 @@
               </w:rPr>
               <w:t xml:space="preserve"> behaved so differently under an 80 kg sack of tea leaves. Answer each question in the space under it, in your own words, using evidence from Lessons 1 to 6, your Summary Table, your force-extension graphs and your Final Model. Use correct vocabulary (elastic, plastic, elastic limit, spring constant, Hooke's Law, elastic potential energy, stress, strain, Young's Modulus). Show every calculation step with units, and explain WHY and HOW, not just WHAT. Take g = 9.8 N/kg. You may add labelled diagrams</w:t>
             </w:r>
-            <w:ins w:id="9005" w:author="Claude (AI) - proposed" w:date="2026-10-15T08:04:12Z">
+            <w:ins w:id="9005" w:author="Claude (AI) - proposed" w:date="2026-10-18T00:31:57Z">
               <w:r>
                 <w:rPr>
                   <w:rFonts w:ascii="Arial" w:cs="Arial" w:eastAsia="Arial" w:hAnsi="Arial"/>
@@ -606,7 +606,7 @@
               </w:rPr>
               <w:t xml:space="preserve">Diagram (described): Elastic case – particles are drawn evenly spaced. Under force the spaces between them become larger and the bonds are drawn stretched but still connected. When the force is removed the particles are drawn back in their original positions. Beyond the elastic limit – particles are drawn displaced into new positions, </w:t>
             </w:r>
-            <w:del w:id="9006" w:author="Claude (AI) - proposed" w:date="2026-10-15T08:04:12Z">
+            <w:del w:id="9006" w:author="Claude (AI) - proposed" w:date="2026-10-18T00:31:57Z">
               <w:r>
                 <w:rPr>
                   <w:rFonts w:ascii="Arial" w:cs="Arial" w:eastAsia="Arial" w:hAnsi="Arial"/>
@@ -621,7 +621,7 @@
                 <w:delText xml:space="preserve">with some bonds broken or the particles unable to</w:delText>
               </w:r>
             </w:del>
-            <w:ins w:id="9007" w:author="Claude (AI) - proposed" w:date="2026-10-15T08:04:12Z">
+            <w:ins w:id="9007" w:author="Claude (AI) - proposed" w:date="2026-10-18T00:31:57Z">
               <w:r>
                 <w:rPr>
                   <w:rFonts w:ascii="Arial" w:cs="Arial" w:eastAsia="Arial" w:hAnsi="Arial"/>
@@ -871,10 +871,10 @@
                     <w:spacing w:after="40" w:before="0"/>
                     <w:jc w:val="left"/>
                     <w:rPr>
-                      <w:ins w:id="9009" w:author="Claude (AI) - proposed" w:date="2026-10-15T08:04:12Z"/>
+                      <w:ins w:id="9009" w:author="Claude (AI) - proposed" w:date="2026-10-18T00:31:57Z"/>
                     </w:rPr>
                   </w:pPr>
-                  <w:ins w:id="9008" w:author="Claude (AI) - proposed" w:date="2026-10-15T08:04:12Z">
+                  <w:ins w:id="9008" w:author="Claude (AI) - proposed" w:date="2026-10-18T00:31:57Z">
                     <w:r>
                       <w:rPr>
                         <w:rFonts w:ascii="Arial" w:cs="Arial" w:eastAsia="Arial" w:hAnsi="Arial"/>
@@ -1010,10 +1010,10 @@
                     <w:spacing w:after="40" w:before="0"/>
                     <w:jc w:val="left"/>
                     <w:rPr>
-                      <w:ins w:id="9011" w:author="Claude (AI) - proposed" w:date="2026-10-15T08:04:12Z"/>
+                      <w:ins w:id="9011" w:author="Claude (AI) - proposed" w:date="2026-10-18T00:31:57Z"/>
                     </w:rPr>
                   </w:pPr>
-                  <w:ins w:id="9010" w:author="Claude (AI) - proposed" w:date="2026-10-15T08:04:12Z">
+                  <w:ins w:id="9010" w:author="Claude (AI) - proposed" w:date="2026-10-18T00:31:57Z">
                     <w:r>
                       <w:rPr>
                         <w:rFonts w:ascii="Arial" w:cs="Arial" w:eastAsia="Arial" w:hAnsi="Arial"/>
@@ -1149,10 +1149,10 @@
                     <w:spacing w:after="40" w:before="0"/>
                     <w:jc w:val="left"/>
                     <w:rPr>
-                      <w:ins w:id="9013" w:author="Claude (AI) - proposed" w:date="2026-10-15T08:04:12Z"/>
+                      <w:ins w:id="9013" w:author="Claude (AI) - proposed" w:date="2026-10-18T00:31:57Z"/>
                     </w:rPr>
                   </w:pPr>
-                  <w:ins w:id="9012" w:author="Claude (AI) - proposed" w:date="2026-10-15T08:04:12Z">
+                  <w:ins w:id="9012" w:author="Claude (AI) - proposed" w:date="2026-10-18T00:31:57Z">
                     <w:r>
                       <w:rPr>
                         <w:rFonts w:ascii="Arial" w:cs="Arial" w:eastAsia="Arial" w:hAnsi="Arial"/>
@@ -1187,10 +1187,10 @@
                     <w:spacing w:after="40" w:before="0"/>
                     <w:jc w:val="left"/>
                     <w:rPr>
-                      <w:ins w:id="9015" w:author="Claude (AI) - proposed" w:date="2026-10-15T08:04:12Z"/>
+                      <w:ins w:id="9015" w:author="Claude (AI) - proposed" w:date="2026-10-18T00:31:57Z"/>
                     </w:rPr>
                   </w:pPr>
-                  <w:ins w:id="9014" w:author="Claude (AI) - proposed" w:date="2026-10-15T08:04:12Z">
+                  <w:ins w:id="9014" w:author="Claude (AI) - proposed" w:date="2026-10-18T00:31:57Z">
                     <w:r>
                       <w:rPr>
                         <w:rFonts w:ascii="Arial" w:cs="Arial" w:eastAsia="Arial" w:hAnsi="Arial"/>
@@ -1212,10 +1212,10 @@
                     <w:spacing w:after="40" w:before="0"/>
                     <w:jc w:val="left"/>
                     <w:rPr>
-                      <w:del w:id="9017" w:author="Claude (AI) - proposed" w:date="2026-10-15T08:04:12Z"/>
+                      <w:del w:id="9017" w:author="Claude (AI) - proposed" w:date="2026-10-18T00:31:57Z"/>
                     </w:rPr>
                   </w:pPr>
-                  <w:del w:id="9016" w:author="Claude (AI) - proposed" w:date="2026-10-15T08:04:12Z">
+                  <w:del w:id="9016" w:author="Claude (AI) - proposed" w:date="2026-10-18T00:31:57Z">
                     <w:r>
                       <w:rPr>
                         <w:rFonts w:ascii="Arial" w:cs="Arial" w:eastAsia="Arial" w:hAnsi="Arial"/>
@@ -1280,7 +1280,7 @@
               <w:spacing w:after="40" w:before="0"/>
               <w:jc w:val="left"/>
             </w:pPr>
-            <w:del w:id="9018" w:author="Claude (AI) - proposed" w:date="2026-10-15T08:04:12Z">
+            <w:del w:id="9018" w:author="Claude (AI) - proposed" w:date="2026-10-18T00:31:57Z">
               <w:r>
                 <w:rPr>
                   <w:rFonts w:ascii="Arial" w:cs="Arial" w:eastAsia="Arial" w:hAnsi="Arial"/>
@@ -1295,7 +1295,7 @@
                 <w:delText xml:space="preserve">The elastic limit of Rope B is an extension of 2.1 m</w:delText>
               </w:r>
             </w:del>
-            <w:ins w:id="9019" w:author="Claude (AI) - proposed" w:date="2026-10-15T08:04:12Z">
+            <w:ins w:id="9019" w:author="Claude (AI) - proposed" w:date="2026-10-18T00:31:57Z">
               <w:r>
                 <w:rPr>
                   <w:rFonts w:ascii="Arial" w:cs="Arial" w:eastAsia="Arial" w:hAnsi="Arial"/>
@@ -1376,7 +1376,7 @@
               </w:rPr>
               <w:t xml:space="preserve">(a) W = mg = 80 × 9.8 = 784 N (about 800 N). (b) Hooke's Law: within the elastic limit, the extension of a material is directly proportional to the applied force, F = kx. The spring constant k (N/m) is the gradient of the linear part of the force-extension graph. A larger k means a stiffer material that needs more force for each metre of extension. (c) F = kx = 210 × 2.1 = 441 N. Safe working load as a mass: 441 / 9.8 = 45 kg. So Rope B can safely carry only about 45 kg, far less than the 80 kg sack. (d) Rope B at its elastic limit: Ep = ½kx² = ½ × 210 × 2.1² = 105 × 4.41 = 463 J (about 463 J). Rope A at 0.92 m: Ep = ½ × 850 × 0.92² = 425 × 0.8464 = 360 J (about 360 J). (e) The sack's weight of 784 N is much more than the 441 N that Rope B can take within its elastic limit. </w:t>
             </w:r>
-            <w:del w:id="9020" w:author="Claude (AI) - proposed" w:date="2026-10-15T08:04:12Z">
+            <w:del w:id="9020" w:author="Claude (AI) - proposed" w:date="2026-10-18T00:31:57Z">
               <w:r>
                 <w:rPr>
                   <w:rFonts w:ascii="Arial" w:cs="Arial" w:eastAsia="Arial" w:hAnsi="Arial"/>
@@ -1391,7 +1391,7 @@
                 <w:delText xml:space="preserve">Its extension of</w:delText>
               </w:r>
             </w:del>
-            <w:ins w:id="9021" w:author="Claude (AI) - proposed" w:date="2026-10-15T08:04:12Z">
+            <w:ins w:id="9021" w:author="Claude (AI) - proposed" w:date="2026-10-18T00:31:57Z">
               <w:r>
                 <w:rPr>
                   <w:rFonts w:ascii="Arial" w:cs="Arial" w:eastAsia="Arial" w:hAnsi="Arial"/>
@@ -1419,7 +1419,7 @@
               </w:rPr>
               <w:t xml:space="preserve"> 3.73 m is </w:t>
             </w:r>
-            <w:del w:id="9022" w:author="Claude (AI) - proposed" w:date="2026-10-15T08:04:12Z">
+            <w:del w:id="9022" w:author="Claude (AI) - proposed" w:date="2026-10-18T00:31:57Z">
               <w:r>
                 <w:rPr>
                   <w:rFonts w:ascii="Arial" w:cs="Arial" w:eastAsia="Arial" w:hAnsi="Arial"/>
@@ -1434,7 +1434,7 @@
                 <w:delText xml:space="preserve">nearly double its elastic limit of 2.1 m</w:delText>
               </w:r>
             </w:del>
-            <w:ins w:id="9023" w:author="Claude (AI) - proposed" w:date="2026-10-15T08:04:12Z">
+            <w:ins w:id="9023" w:author="Claude (AI) - proposed" w:date="2026-10-18T00:31:57Z">
               <w:r>
                 <w:rPr>
                   <w:rFonts w:ascii="Arial" w:cs="Arial" w:eastAsia="Arial" w:hAnsi="Arial"/>
@@ -1462,7 +1462,7 @@
               </w:rPr>
               <w:t xml:space="preserve">, so it deformed plastically and then snapped. Rope A has a much larger k (850 N/m), so the same force stretches it only 0.92 m. That is within its elastic limit</w:t>
             </w:r>
-            <w:ins w:id="9024" w:author="Claude (AI) - proposed" w:date="2026-10-15T08:04:12Z">
+            <w:ins w:id="9024" w:author="Claude (AI) - proposed" w:date="2026-10-18T00:31:57Z">
               <w:r>
                 <w:rPr>
                   <w:rFonts w:ascii="Arial" w:cs="Arial" w:eastAsia="Arial" w:hAnsi="Arial"/>
@@ -1587,7 +1587,7 @@
               </w:rPr>
               <w:t xml:space="preserve">(a) Define stress, strain and Young's Modulus, giving the equation and the unit (if any) for each. (b) Explain why a farmer or engineer should compare stress and strain rather than only force and extension when choosing a rope. (c) Name and describe the key features of a stress-strain graph that you identified in Lesson 5. (d) Explain how measuring Young's Modulus and fracture stress BEFORE loading would have let the farmer predict which rope would snap.</w:t>
             </w:r>
-            <w:ins w:id="9025" w:author="Claude (AI) - proposed" w:date="2026-10-15T08:04:12Z">
+            <w:ins w:id="9025" w:author="Claude (AI) - proposed" w:date="2026-10-18T00:31:57Z">
               <w:r>
                 <w:rPr>
                   <w:rFonts w:ascii="Arial" w:cs="Arial" w:eastAsia="Arial" w:hAnsi="Arial"/>
@@ -1635,7 +1635,7 @@
               </w:rPr>
               <w:t xml:space="preserve">(a) Stress σ = F/A is the force acting per unit cross-sectional area, measured in pascals (Pa). Strain ε = ΔL/L₀ is the extension compared with the original length. It has no unit. Young's Modulus E = σ/ε is a constant for a material that measures its stiffness. A higher E means more stress is needed to produce the same strain. (b) Force and extension depend on the size of the sample: a thicker or longer rope gives different values from a thin or short one made of the same fibre. Stress and strain take the cross-sectional area and the original length into account, so they describe the material itself and allow fair comparison of different ropes. (c) The graph has a linear (Hookean) region where stress is proportional to strain, the elastic limit beyond which the material does not fully recover, the yield point where the material starts to deform plastically, the ultimate tensile strength (UTS) which is the maximum stress, and the fracture point where it breaks. (d) The old rope's fibres were degraded by years of use, sun and repeated loading. This gave it a lower Young's Modulus and a fracture stress below the stress produced by the 80 kg sack</w:t>
             </w:r>
-            <w:ins w:id="9026" w:author="Claude (AI) - proposed" w:date="2026-10-15T08:04:12Z">
+            <w:ins w:id="9026" w:author="Claude (AI) - proposed" w:date="2026-10-18T00:31:57Z">
               <w:r>
                 <w:rPr>
                   <w:rFonts w:ascii="Arial" w:cs="Arial" w:eastAsia="Arial" w:hAnsi="Arial"/>
@@ -1663,7 +1663,7 @@
               </w:rPr>
               <w:t xml:space="preserve">. If the farmer compared each rope's measured E and fracture stress with the stress the load produces (F/A), he would see that the old rope would be overloaded while the new rope would stay in its elastic region. So the failure could have been predicted with numbers instead of guesswork.</w:t>
             </w:r>
-            <w:ins w:id="9027" w:author="Claude (AI) - proposed" w:date="2026-10-15T08:04:12Z">
+            <w:ins w:id="9027" w:author="Claude (AI) - proposed" w:date="2026-10-18T00:31:57Z">
               <w:r>
                 <w:rPr>
                   <w:rFonts w:ascii="Arial" w:cs="Arial" w:eastAsia="Arial" w:hAnsi="Arial"/>
@@ -1808,7 +1808,7 @@
               </w:rPr>
               <w:t xml:space="preserve">Dear Farmer, the two ropes looked the same but behaved differently because of what happens inside them when they are stretched. Within its elastic limit a material obeys Hooke's Law (F = kx): the bonds between particles stretch and pull the particles back when the load is removed, and the material stores elastic potential energy (Ep = ½kx²). Your new rope has a high spring constant (850 N/m), so your 80 kg sack (about 784 N) stretches it only 0.92 m. This is within its elastic limit, so it recovered. Your old rope has fibres weakened by age, sun and repeated loading. Its spring constant is only 210 N/m and its elastic limit is an extension of 2.1 m. The same sack </w:t>
             </w:r>
-            <w:del w:id="9028" w:author="Claude (AI) - proposed" w:date="2026-10-15T08:04:12Z">
+            <w:del w:id="9028" w:author="Claude (AI) - proposed" w:date="2026-10-18T00:31:57Z">
               <w:r>
                 <w:rPr>
                   <w:rFonts w:ascii="Arial" w:cs="Arial" w:eastAsia="Arial" w:hAnsi="Arial"/>
@@ -1823,7 +1823,7 @@
                 <w:delText xml:space="preserve">tried to stretch it</w:delText>
               </w:r>
             </w:del>
-            <w:ins w:id="9029" w:author="Claude (AI) - proposed" w:date="2026-10-15T08:04:12Z">
+            <w:ins w:id="9029" w:author="Claude (AI) - proposed" w:date="2026-10-18T00:31:57Z">
               <w:r>
                 <w:rPr>
                   <w:rFonts w:ascii="Arial" w:cs="Arial" w:eastAsia="Arial" w:hAnsi="Arial"/>
@@ -1851,7 +1851,7 @@
               </w:rPr>
               <w:t xml:space="preserve"> 3.73 m, </w:t>
             </w:r>
-            <w:del w:id="9030" w:author="Claude (AI) - proposed" w:date="2026-10-15T08:04:12Z">
+            <w:del w:id="9030" w:author="Claude (AI) - proposed" w:date="2026-10-18T00:31:57Z">
               <w:r>
                 <w:rPr>
                   <w:rFonts w:ascii="Arial" w:cs="Arial" w:eastAsia="Arial" w:hAnsi="Arial"/>
@@ -1866,7 +1866,7 @@
                 <w:delText xml:space="preserve">nearly double that limit</w:delText>
               </w:r>
             </w:del>
-            <w:ins w:id="9031" w:author="Claude (AI) - proposed" w:date="2026-10-15T08:04:12Z">
+            <w:ins w:id="9031" w:author="Claude (AI) - proposed" w:date="2026-10-18T00:31:57Z">
               <w:r>
                 <w:rPr>
                   <w:rFonts w:ascii="Arial" w:cs="Arial" w:eastAsia="Arial" w:hAnsi="Arial"/>
@@ -1894,7 +1894,7 @@
               </w:rPr>
               <w:t xml:space="preserve">. It deformed permanently, its </w:t>
             </w:r>
-            <w:del w:id="9032" w:author="Claude (AI) - proposed" w:date="2026-10-15T08:04:12Z">
+            <w:del w:id="9032" w:author="Claude (AI) - proposed" w:date="2026-10-18T00:31:57Z">
               <w:r>
                 <w:rPr>
                   <w:rFonts w:ascii="Arial" w:cs="Arial" w:eastAsia="Arial" w:hAnsi="Arial"/>
@@ -1909,7 +1909,7 @@
                 <w:delText xml:space="preserve">bonds were pulled apart</w:delText>
               </w:r>
             </w:del>
-            <w:ins w:id="9033" w:author="Claude (AI) - proposed" w:date="2026-10-15T08:04:12Z">
+            <w:ins w:id="9033" w:author="Claude (AI) - proposed" w:date="2026-10-18T00:31:57Z">
               <w:r>
                 <w:rPr>
                   <w:rFonts w:ascii="Arial" w:cs="Arial" w:eastAsia="Arial" w:hAnsi="Arial"/>
@@ -1937,7 +1937,7 @@
               </w:rPr>
               <w:t xml:space="preserve">, and it snapped. Its safe working load is the force at its elastic limit, 210 × 2.1 = 441 N, or about 45 kg, well below your 80 kg sack</w:t>
             </w:r>
-            <w:ins w:id="9034" w:author="Claude (AI) - proposed" w:date="2026-10-15T08:04:12Z">
+            <w:ins w:id="9034" w:author="Claude (AI) - proposed" w:date="2026-10-18T00:31:57Z">
               <w:r>
                 <w:rPr>
                   <w:rFonts w:ascii="Arial" w:cs="Arial" w:eastAsia="Arial" w:hAnsi="Arial"/>
@@ -2218,7 +2218,7 @@
               <w:spacing w:after="40" w:before="0"/>
               <w:jc w:val="left"/>
             </w:pPr>
-            <w:del w:id="9035" w:author="Claude (AI) - proposed" w:date="2026-10-15T08:04:12Z">
+            <w:del w:id="9035" w:author="Claude (AI) - proposed" w:date="2026-10-18T00:31:57Z">
               <w:r>
                 <w:rPr>
                   <w:rFonts w:ascii="Arial" w:cs="Arial" w:eastAsia="Arial" w:hAnsi="Arial"/>
@@ -2233,7 +2233,7 @@
                 <w:delText xml:space="preserve">Defines</w:delText>
               </w:r>
             </w:del>
-            <w:ins w:id="9036" w:author="Claude (AI) - proposed" w:date="2026-10-15T08:04:12Z">
+            <w:ins w:id="9036" w:author="Claude (AI) - proposed" w:date="2026-10-18T00:31:57Z">
               <w:r>
                 <w:rPr>
                   <w:rFonts w:ascii="Arial" w:cs="Arial" w:eastAsia="Arial" w:hAnsi="Arial"/>
@@ -2261,7 +2261,7 @@
               </w:rPr>
               <w:t xml:space="preserve"> elastic, plastic, elastic limit, spring constant, stress, strain and Young's Modulus accurately, </w:t>
             </w:r>
-            <w:ins w:id="9037" w:author="Claude (AI) - proposed" w:date="2026-10-15T08:04:12Z">
+            <w:ins w:id="9037" w:author="Claude (AI) - proposed" w:date="2026-10-18T00:31:57Z">
               <w:r>
                 <w:rPr>
                   <w:rFonts w:ascii="Arial" w:cs="Arial" w:eastAsia="Arial" w:hAnsi="Arial"/>
@@ -2309,7 +2309,7 @@
               <w:spacing w:after="40" w:before="0"/>
               <w:jc w:val="left"/>
             </w:pPr>
-            <w:del w:id="9038" w:author="Claude (AI) - proposed" w:date="2026-10-15T08:04:12Z">
+            <w:del w:id="9038" w:author="Claude (AI) - proposed" w:date="2026-10-18T00:31:57Z">
               <w:r>
                 <w:rPr>
                   <w:rFonts w:ascii="Arial" w:cs="Arial" w:eastAsia="Arial" w:hAnsi="Arial"/>
@@ -2324,7 +2324,7 @@
                 <w:delText xml:space="preserve">Defines</w:delText>
               </w:r>
             </w:del>
-            <w:ins w:id="9039" w:author="Claude (AI) - proposed" w:date="2026-10-15T08:04:12Z">
+            <w:ins w:id="9039" w:author="Claude (AI) - proposed" w:date="2026-10-18T00:31:57Z">
               <w:r>
                 <w:rPr>
                   <w:rFonts w:ascii="Arial" w:cs="Arial" w:eastAsia="Arial" w:hAnsi="Arial"/>
@@ -2352,7 +2352,7 @@
               </w:rPr>
               <w:t xml:space="preserve"> most terms correctly</w:t>
             </w:r>
-            <w:ins w:id="9040" w:author="Claude (AI) - proposed" w:date="2026-10-15T08:04:12Z">
+            <w:ins w:id="9040" w:author="Claude (AI) - proposed" w:date="2026-10-18T00:31:57Z">
               <w:r>
                 <w:rPr>
                   <w:rFonts w:ascii="Arial" w:cs="Arial" w:eastAsia="Arial" w:hAnsi="Arial"/>
@@ -2380,7 +2380,7 @@
               </w:rPr>
               <w:t xml:space="preserve"> with a minor gap or imprecision in the particle-level explanation</w:t>
             </w:r>
-            <w:ins w:id="9041" w:author="Claude (AI) - proposed" w:date="2026-10-15T08:04:12Z">
+            <w:ins w:id="9041" w:author="Claude (AI) - proposed" w:date="2026-10-18T00:31:57Z">
               <w:r>
                 <w:rPr>
                   <w:rFonts w:ascii="Arial" w:cs="Arial" w:eastAsia="Arial" w:hAnsi="Arial"/>
@@ -2428,7 +2428,7 @@
               <w:spacing w:after="40" w:before="0"/>
               <w:jc w:val="left"/>
             </w:pPr>
-            <w:del w:id="9042" w:author="Claude (AI) - proposed" w:date="2026-10-15T08:04:12Z">
+            <w:del w:id="9042" w:author="Claude (AI) - proposed" w:date="2026-10-18T00:31:57Z">
               <w:r>
                 <w:rPr>
                   <w:rFonts w:ascii="Arial" w:cs="Arial" w:eastAsia="Arial" w:hAnsi="Arial"/>
@@ -2443,7 +2443,7 @@
                 <w:delText xml:space="preserve">Definitions</w:delText>
               </w:r>
             </w:del>
-            <w:ins w:id="9043" w:author="Claude (AI) - proposed" w:date="2026-10-15T08:04:12Z">
+            <w:ins w:id="9043" w:author="Claude (AI) - proposed" w:date="2026-10-18T00:31:57Z">
               <w:r>
                 <w:rPr>
                   <w:rFonts w:ascii="Arial" w:cs="Arial" w:eastAsia="Arial" w:hAnsi="Arial"/>
@@ -2471,7 +2471,7 @@
               </w:rPr>
               <w:t xml:space="preserve"> are incomplete or confused, for example mixing up elastic limit and breaking point, </w:t>
             </w:r>
-            <w:ins w:id="9044" w:author="Claude (AI) - proposed" w:date="2026-10-15T08:04:12Z">
+            <w:ins w:id="9044" w:author="Claude (AI) - proposed" w:date="2026-10-18T00:31:57Z">
               <w:r>
                 <w:rPr>
                   <w:rFonts w:ascii="Arial" w:cs="Arial" w:eastAsia="Arial" w:hAnsi="Arial"/>
@@ -2554,7 +2554,7 @@
               <w:spacing w:after="40" w:before="0"/>
               <w:jc w:val="left"/>
             </w:pPr>
-            <w:del w:id="9045" w:author="Claude (AI) - proposed" w:date="2026-10-15T08:04:12Z">
+            <w:del w:id="9045" w:author="Claude (AI) - proposed" w:date="2026-10-18T00:31:57Z">
               <w:r>
                 <w:rPr>
                   <w:rFonts w:ascii="Arial" w:cs="Arial" w:eastAsia="Arial" w:hAnsi="Arial"/>
@@ -2569,7 +2569,7 @@
                 <w:delText xml:space="preserve">Uses</w:delText>
               </w:r>
             </w:del>
-            <w:ins w:id="9046" w:author="Claude (AI) - proposed" w:date="2026-10-15T08:04:12Z">
+            <w:ins w:id="9046" w:author="Claude (AI) - proposed" w:date="2026-10-18T00:31:57Z">
               <w:r>
                 <w:rPr>
                   <w:rFonts w:ascii="Arial" w:cs="Arial" w:eastAsia="Arial" w:hAnsi="Arial"/>
@@ -2597,7 +2597,7 @@
               </w:rPr>
               <w:t xml:space="preserve"> specific data from the lessons accurately (the 100–500 g stretching results, k values of 850 and 210 N/m, </w:t>
             </w:r>
-            <w:del w:id="9047" w:author="Claude (AI) - proposed" w:date="2026-10-15T08:04:12Z">
+            <w:del w:id="9047" w:author="Claude (AI) - proposed" w:date="2026-10-18T00:31:57Z">
               <w:r>
                 <w:rPr>
                   <w:rFonts w:ascii="Arial" w:cs="Arial" w:eastAsia="Arial" w:hAnsi="Arial"/>
@@ -2612,7 +2612,7 @@
                 <w:delText xml:space="preserve">extensions of</w:delText>
               </w:r>
             </w:del>
-            <w:ins w:id="9048" w:author="Claude (AI) - proposed" w:date="2026-10-15T08:04:12Z">
+            <w:ins w:id="9048" w:author="Claude (AI) - proposed" w:date="2026-10-18T00:31:57Z">
               <w:r>
                 <w:rPr>
                   <w:rFonts w:ascii="Arial" w:cs="Arial" w:eastAsia="Arial" w:hAnsi="Arial"/>
@@ -2640,7 +2640,7 @@
               </w:rPr>
               <w:t xml:space="preserve"> 0.92 m </w:t>
             </w:r>
-            <w:del w:id="9049" w:author="Claude (AI) - proposed" w:date="2026-10-15T08:04:12Z">
+            <w:del w:id="9049" w:author="Claude (AI) - proposed" w:date="2026-10-18T00:31:57Z">
               <w:r>
                 <w:rPr>
                   <w:rFonts w:ascii="Arial" w:cs="Arial" w:eastAsia="Arial" w:hAnsi="Arial"/>
@@ -2655,7 +2655,7 @@
                 <w:delText xml:space="preserve">and 3.73 m, elastic limit 2.1 m).</w:delText>
               </w:r>
             </w:del>
-            <w:ins w:id="9050" w:author="Claude (AI) - proposed" w:date="2026-10-15T08:04:12Z">
+            <w:ins w:id="9050" w:author="Claude (AI) - proposed" w:date="2026-10-18T00:31:57Z">
               <w:r>
                 <w:rPr>
                   <w:rFonts w:ascii="Arial" w:cs="Arial" w:eastAsia="Arial" w:hAnsi="Arial"/>
@@ -2690,7 +2690,7 @@
               <w:spacing w:after="40" w:before="0"/>
               <w:jc w:val="left"/>
             </w:pPr>
-            <w:del w:id="9051" w:author="Claude (AI) - proposed" w:date="2026-10-15T08:04:12Z">
+            <w:del w:id="9051" w:author="Claude (AI) - proposed" w:date="2026-10-18T00:31:57Z">
               <w:r>
                 <w:rPr>
                   <w:rFonts w:ascii="Arial" w:cs="Arial" w:eastAsia="Arial" w:hAnsi="Arial"/>
@@ -2705,7 +2705,7 @@
                 <w:delText xml:space="preserve">Uses</w:delText>
               </w:r>
             </w:del>
-            <w:ins w:id="9052" w:author="Claude (AI) - proposed" w:date="2026-10-15T08:04:12Z">
+            <w:ins w:id="9052" w:author="Claude (AI) - proposed" w:date="2026-10-18T00:31:57Z">
               <w:r>
                 <w:rPr>
                   <w:rFonts w:ascii="Arial" w:cs="Arial" w:eastAsia="Arial" w:hAnsi="Arial"/>
@@ -2753,7 +2753,7 @@
               <w:spacing w:after="40" w:before="0"/>
               <w:jc w:val="left"/>
             </w:pPr>
-            <w:del w:id="9053" w:author="Claude (AI) - proposed" w:date="2026-10-15T08:04:12Z">
+            <w:del w:id="9053" w:author="Claude (AI) - proposed" w:date="2026-10-18T00:31:57Z">
               <w:r>
                 <w:rPr>
                   <w:rFonts w:ascii="Arial" w:cs="Arial" w:eastAsia="Arial" w:hAnsi="Arial"/>
@@ -2768,7 +2768,7 @@
                 <w:delText xml:space="preserve">Uses</w:delText>
               </w:r>
             </w:del>
-            <w:ins w:id="9054" w:author="Claude (AI) - proposed" w:date="2026-10-15T08:04:12Z">
+            <w:ins w:id="9054" w:author="Claude (AI) - proposed" w:date="2026-10-18T00:31:57Z">
               <w:r>
                 <w:rPr>
                   <w:rFonts w:ascii="Arial" w:cs="Arial" w:eastAsia="Arial" w:hAnsi="Arial"/>
@@ -2851,7 +2851,7 @@
               <w:spacing w:after="40" w:before="0"/>
               <w:jc w:val="left"/>
             </w:pPr>
-            <w:del w:id="9055" w:author="Claude (AI) - proposed" w:date="2026-10-15T08:04:12Z">
+            <w:del w:id="9055" w:author="Claude (AI) - proposed" w:date="2026-10-18T00:31:57Z">
               <w:r>
                 <w:rPr>
                   <w:rFonts w:ascii="Arial" w:cs="Arial" w:eastAsia="Arial" w:hAnsi="Arial"/>
@@ -2866,7 +2866,7 @@
                 <w:delText xml:space="preserve">Calculations</w:delText>
               </w:r>
             </w:del>
-            <w:ins w:id="9056" w:author="Claude (AI) - proposed" w:date="2026-10-15T08:04:12Z">
+            <w:ins w:id="9056" w:author="Claude (AI) - proposed" w:date="2026-10-18T00:31:57Z">
               <w:r>
                 <w:rPr>
                   <w:rFonts w:ascii="Arial" w:cs="Arial" w:eastAsia="Arial" w:hAnsi="Arial"/>
@@ -2894,7 +2894,7 @@
               </w:rPr>
               <w:t xml:space="preserve"> (weight, </w:t>
             </w:r>
-            <w:del w:id="9057" w:author="Claude (AI) - proposed" w:date="2026-10-15T08:04:12Z">
+            <w:del w:id="9057" w:author="Claude (AI) - proposed" w:date="2026-10-18T00:31:57Z">
               <w:r>
                 <w:rPr>
                   <w:rFonts w:ascii="Arial" w:cs="Arial" w:eastAsia="Arial" w:hAnsi="Arial"/>
@@ -2909,7 +2909,7 @@
                 <w:delText xml:space="preserve">safe working load, Ep</w:delText>
               </w:r>
             </w:del>
-            <w:ins w:id="9058" w:author="Claude (AI) - proposed" w:date="2026-10-15T08:04:12Z">
+            <w:ins w:id="9058" w:author="Claude (AI) - proposed" w:date="2026-10-18T00:31:57Z">
               <w:r>
                 <w:rPr>
                   <w:rFonts w:ascii="Arial" w:cs="Arial" w:eastAsia="Arial" w:hAnsi="Arial"/>
@@ -2937,7 +2937,7 @@
               </w:rPr>
               <w:t xml:space="preserve">) are correct, with steps and units shown, and the reasoning links the load to the elastic limit to the failure</w:t>
             </w:r>
-            <w:ins w:id="9059" w:author="Claude (AI) - proposed" w:date="2026-10-15T08:04:12Z">
+            <w:ins w:id="9059" w:author="Claude (AI) - proposed" w:date="2026-10-18T00:31:57Z">
               <w:r>
                 <w:rPr>
                   <w:rFonts w:ascii="Arial" w:cs="Arial" w:eastAsia="Arial" w:hAnsi="Arial"/>
@@ -2985,7 +2985,7 @@
               <w:spacing w:after="40" w:before="0"/>
               <w:jc w:val="left"/>
             </w:pPr>
-            <w:del w:id="9060" w:author="Claude (AI) - proposed" w:date="2026-10-15T08:04:12Z">
+            <w:del w:id="9060" w:author="Claude (AI) - proposed" w:date="2026-10-18T00:31:57Z">
               <w:r>
                 <w:rPr>
                   <w:rFonts w:ascii="Arial" w:cs="Arial" w:eastAsia="Arial" w:hAnsi="Arial"/>
@@ -3000,7 +3000,7 @@
                 <w:delText xml:space="preserve">Calculations</w:delText>
               </w:r>
             </w:del>
-            <w:ins w:id="9061" w:author="Claude (AI) - proposed" w:date="2026-10-15T08:04:12Z">
+            <w:ins w:id="9061" w:author="Claude (AI) - proposed" w:date="2026-10-18T00:31:57Z">
               <w:r>
                 <w:rPr>
                   <w:rFonts w:ascii="Arial" w:cs="Arial" w:eastAsia="Arial" w:hAnsi="Arial"/>
@@ -3048,7 +3048,7 @@
               <w:spacing w:after="40" w:before="0"/>
               <w:jc w:val="left"/>
             </w:pPr>
-            <w:del w:id="9062" w:author="Claude (AI) - proposed" w:date="2026-10-15T08:04:12Z">
+            <w:del w:id="9062" w:author="Claude (AI) - proposed" w:date="2026-10-18T00:31:57Z">
               <w:r>
                 <w:rPr>
                   <w:rFonts w:ascii="Arial" w:cs="Arial" w:eastAsia="Arial" w:hAnsi="Arial"/>
@@ -3063,7 +3063,7 @@
                 <w:delText xml:space="preserve">Calculations</w:delText>
               </w:r>
             </w:del>
-            <w:ins w:id="9063" w:author="Claude (AI) - proposed" w:date="2026-10-15T08:04:12Z">
+            <w:ins w:id="9063" w:author="Claude (AI) - proposed" w:date="2026-10-18T00:31:57Z">
               <w:r>
                 <w:rPr>
                   <w:rFonts w:ascii="Arial" w:cs="Arial" w:eastAsia="Arial" w:hAnsi="Arial"/>
@@ -3146,7 +3146,7 @@
               <w:spacing w:after="40" w:before="0"/>
               <w:jc w:val="left"/>
             </w:pPr>
-            <w:del w:id="9064" w:author="Claude (AI) - proposed" w:date="2026-10-15T08:04:12Z">
+            <w:del w:id="9064" w:author="Claude (AI) - proposed" w:date="2026-10-18T00:31:57Z">
               <w:r>
                 <w:rPr>
                   <w:rFonts w:ascii="Arial" w:cs="Arial" w:eastAsia="Arial" w:hAnsi="Arial"/>
@@ -3161,7 +3161,7 @@
                 <w:delText xml:space="preserve">Gives</w:delText>
               </w:r>
             </w:del>
-            <w:ins w:id="9065" w:author="Claude (AI) - proposed" w:date="2026-10-15T08:04:12Z">
+            <w:ins w:id="9065" w:author="Claude (AI) - proposed" w:date="2026-10-18T00:31:57Z">
               <w:r>
                 <w:rPr>
                   <w:rFonts w:ascii="Arial" w:cs="Arial" w:eastAsia="Arial" w:hAnsi="Arial"/>
@@ -3189,7 +3189,7 @@
               </w:rPr>
               <w:t xml:space="preserve"> a clear, practical recommendation to the farmer</w:t>
             </w:r>
-            <w:ins w:id="9066" w:author="Claude (AI) - proposed" w:date="2026-10-15T08:04:12Z">
+            <w:ins w:id="9066" w:author="Claude (AI) - proposed" w:date="2026-10-18T00:31:57Z">
               <w:r>
                 <w:rPr>
                   <w:rFonts w:ascii="Arial" w:cs="Arial" w:eastAsia="Arial" w:hAnsi="Arial"/>
@@ -3237,7 +3237,7 @@
               <w:spacing w:after="40" w:before="0"/>
               <w:jc w:val="left"/>
             </w:pPr>
-            <w:del w:id="9067" w:author="Claude (AI) - proposed" w:date="2026-10-15T08:04:12Z">
+            <w:del w:id="9067" w:author="Claude (AI) - proposed" w:date="2026-10-18T00:31:57Z">
               <w:r>
                 <w:rPr>
                   <w:rFonts w:ascii="Arial" w:cs="Arial" w:eastAsia="Arial" w:hAnsi="Arial"/>
@@ -3252,7 +3252,7 @@
                 <w:delText xml:space="preserve">Gives</w:delText>
               </w:r>
             </w:del>
-            <w:ins w:id="9068" w:author="Claude (AI) - proposed" w:date="2026-10-15T08:04:12Z">
+            <w:ins w:id="9068" w:author="Claude (AI) - proposed" w:date="2026-10-18T00:31:57Z">
               <w:r>
                 <w:rPr>
                   <w:rFonts w:ascii="Arial" w:cs="Arial" w:eastAsia="Arial" w:hAnsi="Arial"/>
@@ -3300,7 +3300,7 @@
               <w:spacing w:after="40" w:before="0"/>
               <w:jc w:val="left"/>
             </w:pPr>
-            <w:del w:id="9069" w:author="Claude (AI) - proposed" w:date="2026-10-15T08:04:12Z">
+            <w:del w:id="9069" w:author="Claude (AI) - proposed" w:date="2026-10-18T00:31:57Z">
               <w:r>
                 <w:rPr>
                   <w:rFonts w:ascii="Arial" w:cs="Arial" w:eastAsia="Arial" w:hAnsi="Arial"/>
@@ -3315,7 +3315,7 @@
                 <w:delText xml:space="preserve">Recommendation</w:delText>
               </w:r>
             </w:del>
-            <w:ins w:id="9070" w:author="Claude (AI) - proposed" w:date="2026-10-15T08:04:12Z">
+            <w:ins w:id="9070" w:author="Claude (AI) - proposed" w:date="2026-10-18T00:31:57Z">
               <w:r>
                 <w:rPr>
                   <w:rFonts w:ascii="Arial" w:cs="Arial" w:eastAsia="Arial" w:hAnsi="Arial"/>
@@ -3398,7 +3398,7 @@
               <w:spacing w:after="40" w:before="0"/>
               <w:jc w:val="left"/>
             </w:pPr>
-            <w:del w:id="9071" w:author="Claude (AI) - proposed" w:date="2026-10-15T08:04:12Z">
+            <w:del w:id="9071" w:author="Claude (AI) - proposed" w:date="2026-10-18T00:31:57Z">
               <w:r>
                 <w:rPr>
                   <w:rFonts w:ascii="Arial" w:cs="Arial" w:eastAsia="Arial" w:hAnsi="Arial"/>
@@ -3413,7 +3413,7 @@
                 <w:delText xml:space="preserve">Writing is clear, organised and</w:delText>
               </w:r>
             </w:del>
-            <w:ins w:id="9072" w:author="Claude (AI) - proposed" w:date="2026-10-15T08:04:12Z">
+            <w:ins w:id="9072" w:author="Claude (AI) - proposed" w:date="2026-10-18T00:31:57Z">
               <w:r>
                 <w:rPr>
                   <w:rFonts w:ascii="Arial" w:cs="Arial" w:eastAsia="Arial" w:hAnsi="Arial"/>
@@ -3441,7 +3441,7 @@
               </w:rPr>
               <w:t xml:space="preserve"> uses correct vocabulary and labelled diagrams</w:t>
             </w:r>
-            <w:ins w:id="9073" w:author="Claude (AI) - proposed" w:date="2026-10-15T08:04:12Z">
+            <w:ins w:id="9073" w:author="Claude (AI) - proposed" w:date="2026-10-18T00:31:57Z">
               <w:r>
                 <w:rPr>
                   <w:rFonts w:ascii="Arial" w:cs="Arial" w:eastAsia="Arial" w:hAnsi="Arial"/>
@@ -3469,7 +3469,7 @@
               </w:rPr>
               <w:t xml:space="preserve">, and shows a clear journey from the Lesson 1 prediction to </w:t>
             </w:r>
-            <w:ins w:id="9074" w:author="Claude (AI) - proposed" w:date="2026-10-15T08:04:12Z">
+            <w:ins w:id="9074" w:author="Claude (AI) - proposed" w:date="2026-10-18T00:31:57Z">
               <w:r>
                 <w:rPr>
                   <w:rFonts w:ascii="Arial" w:cs="Arial" w:eastAsia="Arial" w:hAnsi="Arial"/>
@@ -3517,7 +3517,7 @@
               <w:spacing w:after="40" w:before="0"/>
               <w:jc w:val="left"/>
             </w:pPr>
-            <w:del w:id="9075" w:author="Claude (AI) - proposed" w:date="2026-10-15T08:04:12Z">
+            <w:del w:id="9075" w:author="Claude (AI) - proposed" w:date="2026-10-18T00:31:57Z">
               <w:r>
                 <w:rPr>
                   <w:rFonts w:ascii="Arial" w:cs="Arial" w:eastAsia="Arial" w:hAnsi="Arial"/>
@@ -3532,7 +3532,7 @@
                 <w:delText xml:space="preserve">Writing</w:delText>
               </w:r>
             </w:del>
-            <w:ins w:id="9076" w:author="Claude (AI) - proposed" w:date="2026-10-15T08:04:12Z">
+            <w:ins w:id="9076" w:author="Claude (AI) - proposed" w:date="2026-10-18T00:31:57Z">
               <w:r>
                 <w:rPr>
                   <w:rFonts w:ascii="Arial" w:cs="Arial" w:eastAsia="Arial" w:hAnsi="Arial"/>
@@ -3580,7 +3580,7 @@
               <w:spacing w:after="40" w:before="0"/>
               <w:jc w:val="left"/>
             </w:pPr>
-            <w:del w:id="9077" w:author="Claude (AI) - proposed" w:date="2026-10-15T08:04:12Z">
+            <w:del w:id="9077" w:author="Claude (AI) - proposed" w:date="2026-10-18T00:31:57Z">
               <w:r>
                 <w:rPr>
                   <w:rFonts w:ascii="Arial" w:cs="Arial" w:eastAsia="Arial" w:hAnsi="Arial"/>
@@ -3595,7 +3595,7 @@
                 <w:delText xml:space="preserve">Writing</w:delText>
               </w:r>
             </w:del>
-            <w:ins w:id="9078" w:author="Claude (AI) - proposed" w:date="2026-10-15T08:04:12Z">
+            <w:ins w:id="9078" w:author="Claude (AI) - proposed" w:date="2026-10-18T00:31:57Z">
               <w:r>
                 <w:rPr>
                   <w:rFonts w:ascii="Arial" w:cs="Arial" w:eastAsia="Arial" w:hAnsi="Arial"/>
@@ -3745,7 +3745,7 @@
         </w:rPr>
         <w:t xml:space="preserve">© 2026 SeaVuria and ARES. This work is licensed under a </w:t>
       </w:r>
-      <w:hyperlink w:history="1" r:id="rIdx_o1ncgmzybceyrvuzoiq">
+      <w:hyperlink w:history="1" r:id="rIdcf5g8xe5-zj73dgrz6a33">
         <w:r>
           <w:rPr>
             <w:rFonts w:ascii="Arial" w:cs="Arial" w:eastAsia="Arial" w:hAnsi="Arial"/>
@@ -3765,7 +3765,7 @@
         </w:rPr>
         <w:t xml:space="preserve"> (</w:t>
       </w:r>
-      <w:hyperlink w:history="1" r:id="rIdjndvcxzdotmkfzocexijk">
+      <w:hyperlink w:history="1" r:id="rIdw8iowgh4nieyisxxpznae">
         <w:r>
           <w:rPr>
             <w:rFonts w:ascii="Arial" w:cs="Arial" w:eastAsia="Arial" w:hAnsi="Arial"/>
@@ -3785,7 +3785,7 @@
         </w:rPr>
         <w:t xml:space="preserve">). To view a copy of this license, visit </w:t>
       </w:r>
-      <w:hyperlink w:history="1" r:id="rIdz795elpqbcd4psp6wpxii">
+      <w:hyperlink w:history="1" r:id="rId7jt1dvwdmdhlfcmd_ihr_">
         <w:r>
           <w:rPr>
             <w:rFonts w:ascii="Arial" w:cs="Arial" w:eastAsia="Arial" w:hAnsi="Arial"/>
